--- a/docs/omatsuri/submit/omatsuri_03_himitsu_hoji_seiyakusho.docx
+++ b/docs/omatsuri/submit/omatsuri_03_himitsu_hoji_seiyakusho.docx
@@ -438,7 +438,7 @@
           <w:szCs w:val="21"/>
           <w:fitText w:val="1362" w:id="-641045754"/>
         </w:rPr>
-        <w:t>地　東京都渋谷区神宮前6-18-10 海老名ビル4F</w:t>
+        <w:t>地　〒150-0001　東京都渋谷区神宮前6-18-10　海老名ビル4F</w:t>
       </w:r>
     </w:p>
     <w:p>

--- a/docs/omatsuri/submit/omatsuri_03_himitsu_hoji_seiyakusho.docx
+++ b/docs/omatsuri/submit/omatsuri_03_himitsu_hoji_seiyakusho.docx
@@ -406,7 +406,7 @@
     <w:p>
       <w:pPr>
         <w:tabs>
-          <w:tab w:val="left" w:pos="3265"/>
+          <w:tab w:val="left" w:pos="1200"/>
         </w:tabs>
         <w:rPr>
           <w:rFonts w:ascii="ＭＳ 明朝" w:hAnsi="ＭＳ 明朝"/>
@@ -438,13 +438,23 @@
           <w:szCs w:val="21"/>
           <w:fitText w:val="1362" w:id="-641045754"/>
         </w:rPr>
-        <w:t>地　〒150-0001　東京都渋谷区神宮前6-18-10　海老名ビル4F</w:t>
+        <w:t>地</w:t>
+      </w:r>
+      <w:r>
+        <w:rPr>
+          <w:rFonts w:ascii="ＭＳ 明朝" w:hAnsi="ＭＳ 明朝" w:hint="eastAsia"/>
+          <w:kern w:val="0"/>
+          <w:sz w:val="18"/>
+          <w:szCs w:val="21"/>
+          <w:fitText w:val="1362" w:id="-641045754"/>
+        </w:rPr>
+        <w:t xml:space="preserve">　〒150-0001　東京都渋谷区神宮前6-18-10　海老名ビル4F</w:t>
       </w:r>
     </w:p>
     <w:p>
       <w:pPr>
         <w:tabs>
-          <w:tab w:val="left" w:pos="3261"/>
+          <w:tab w:val="left" w:pos="1200"/>
         </w:tabs>
         <w:rPr>
           <w:rFonts w:ascii="ＭＳ 明朝" w:hAnsi="ＭＳ 明朝"/>
@@ -457,13 +467,20 @@
           <w:szCs w:val="21"/>
         </w:rPr>
         <w:tab/>
-        <w:t>商号又は名称　一般社団法人ジャパンプロモーション</w:t>
+        <w:t>商号又は名称</w:t>
+      </w:r>
+      <w:r>
+        <w:rPr>
+          <w:rFonts w:ascii="ＭＳ 明朝" w:hAnsi="ＭＳ 明朝" w:hint="eastAsia"/>
+          <w:szCs w:val="21"/>
+        </w:rPr>
+        <w:t xml:space="preserve">　一般社団法人ジャパンプロモーション</w:t>
       </w:r>
     </w:p>
     <w:p>
       <w:pPr>
         <w:tabs>
-          <w:tab w:val="left" w:pos="3261"/>
+          <w:tab w:val="left" w:pos="1200"/>
         </w:tabs>
         <w:rPr>
           <w:rFonts w:ascii="ＭＳ 明朝" w:hAnsi="ＭＳ 明朝"/>
@@ -499,14 +516,25 @@
           <w:szCs w:val="21"/>
           <w:fitText w:val="1362" w:id="-641045753"/>
         </w:rPr>
-        <w:t>名　代表理事　生島　儀尊</w:t>
+        <w:t>名</w:t>
+      </w:r>
+      <w:r>
+        <w:rPr>
+          <w:rFonts w:ascii="ＭＳ 明朝" w:hAnsi="ＭＳ 明朝" w:hint="eastAsia"/>
+          <w:spacing w:val="9"/>
+          <w:w w:val="92"/>
+          <w:kern w:val="0"/>
+          <w:szCs w:val="21"/>
+          <w:fitText w:val="1362" w:id="-641045753"/>
+        </w:rPr>
+        <w:t xml:space="preserve">　代表理事　生島　儀尊</w:t>
       </w:r>
       <w:r>
         <w:rPr>
           <w:rFonts w:ascii="ＭＳ 明朝" w:hAnsi="ＭＳ 明朝" w:hint="eastAsia"/>
           <w:szCs w:val="21"/>
         </w:rPr>
-        <w:t xml:space="preserve">　　　　　　</w:t>
+        <w:t xml:space="preserve">　　　　</w:t>
       </w:r>
       <w:r>
         <w:rPr>
